--- a/docs/Note_retention_et_archivage_Filum.docx
+++ b/docs/Note_retention_et_archivage_Filum.docx
@@ -60,7 +60,7 @@
           <w:sz w:val="17"/>
           <w:szCs w:val="17"/>
         </w:rPr>
-        <w:t xml:space="preserve">Version 1.2.0 — août 2026</w:t>
+        <w:t xml:space="preserve">Version 1.2.1 — août 2026</w:t>
       </w:r>
     </w:p>
     <w:p>

--- a/docs/Note_retention_et_archivage_Filum.docx
+++ b/docs/Note_retention_et_archivage_Filum.docx
@@ -843,7 +843,7 @@
                 <w:sz w:val="17"/>
                 <w:szCs w:val="17"/>
               </w:rPr>
-              <w:t xml:space="preserve">L'archive contient les octets figés de chaque enregistrement, un manifeste lisible dans un tableur, les exports CSV du graphe, la piste d'audit complète, et un fichier d'empreintes au format standard de sha256sum. Aucun format propriétaire, aucune dépendance à Filum, aucune licence à maintenir.</w:t>
+              <w:t xml:space="preserve">L'archive contient les octets figés de chaque enregistrement, une COPIE D'ARCHIVAGE PDF/A-2b de chacun à côté, un manifeste lisible dans un tableur, les exports CSV du graphe, la piste d'audit complète, et un fichier d'empreintes au format standard de sha256sum. Aucun format propriétaire, aucune dépendance à Filum, aucune licence à maintenir. La copie PDF/A répond à la question que pose une conservation de dix ans : rien ne garantit qu'un lecteur de .docx sera installé sur la machine où l'archive sera ouverte, alors qu'un PDF/A embarque sa police et ses couleurs et se lit sans rien d'autre que lui-même.</w:t>
             </w:r>
           </w:p>
         </w:tc>
